--- a/४३.बोस खुशाय,सबोर्डनेट हिताय.docx
+++ b/४३.बोस खुशाय,सबोर्डनेट हिताय.docx
@@ -95,6 +95,34 @@
           <w:cs/>
         </w:rPr>
         <w:t xml:space="preserve">शीर्षक हास्य-व्यंग्य रचना में लेखक ने </w:t>
+      </w:r>
+    </w:p>
+    <w:p>
+      <w:pPr>
+        <w:spacing w:after="0"/>
+        <w:jc w:val="both"/>
+      </w:pPr>
+      <w:r>
+        <w:rPr>
+          <w:rFonts w:ascii="Mangal" w:hAnsi="Mangal" w:cs="Mangal" w:eastAsia="Mangal"/>
+          <w:b/>
+          <w:sz w:val="24"/>
+        </w:rPr>
+        <w:t>शीर्षक पाठ की व्यंग्यात्मकता को संक्षेप में स्पष्ट कीजिए</w:t>
+      </w:r>
+    </w:p>
+    <w:p>
+      <w:pPr>
+        <w:spacing w:after="0"/>
+        <w:jc w:val="both"/>
+      </w:pPr>
+      <w:r>
+        <w:rPr>
+          <w:rFonts w:ascii="Mangal" w:hAnsi="Mangal" w:cs="Mangal" w:eastAsia="Mangal"/>
+          <w:b w:val="0"/>
+          <w:sz w:val="24"/>
+        </w:rPr>
+        <w:t>नए साहब शर्माजी की मूँछों से चिढ़कर उन्हें कटवाने का दबाव डालते हैं और अधीनस्थ से अपनी पसंद तथा बेईमानी का अनुसरण करवाना चाहते हैं। शर्माजी का आत्मसम्मान नौकरी और साहब को खुश रखने की मजबूरी के आगे झुक जाता है। लेखक दफ्तर में मनमानी, चाटुकारिता और पद के दुरुपयोग पर व्यंग्य करते हैं; वे निष्पक्ष नियम और कर्मचारी की गरिमा चाहते हैं।</w:t>
       </w:r>
     </w:p>
     <w:p/>
